--- a/Handbook.docx
+++ b/Handbook.docx
@@ -372,25 +372,7 @@
               <w:rPr>
                 <w:bCs/>
               </w:rPr>
-              <w:t>Ty</w:t>
-            </w:r>
-            <w:r>
-              <w:rPr>
-                <w:bCs/>
-              </w:rPr>
-              <w:t>p</w:t>
-            </w:r>
-            <w:r>
-              <w:rPr>
-                <w:bCs/>
-              </w:rPr>
-              <w:t>e</w:t>
-            </w:r>
-            <w:r>
-              <w:rPr>
-                <w:bCs/>
-              </w:rPr>
-              <w:t>s</w:t>
+              <w:t>Types</w:t>
             </w:r>
             <w:r>
               <w:rPr>
@@ -874,21 +856,15 @@
               <w:rPr>
                 <w:lang w:val="fr-FR"/>
               </w:rPr>
-              <w:t>Functi</w:t>
-            </w:r>
+              <w:t>Function</w:t>
+            </w:r>
+            <w:proofErr w:type="spellEnd"/>
             <w:r>
               <w:rPr>
                 <w:lang w:val="fr-FR"/>
               </w:rPr>
-              <w:t>o</w:t>
-            </w:r>
-            <w:r>
-              <w:rPr>
-                <w:lang w:val="fr-FR"/>
-              </w:rPr>
-              <w:t>ns</w:t>
-            </w:r>
-            <w:proofErr w:type="spellEnd"/>
+              <w:t>s</w:t>
+            </w:r>
             <w:r>
               <w:fldChar w:fldCharType="end"/>
             </w:r>
@@ -939,19 +915,7 @@
               <w:fldChar w:fldCharType="separate"/>
             </w:r>
             <w:r>
-              <w:t>Object Oriente</w:t>
-            </w:r>
-            <w:r>
-              <w:t>d</w:t>
-            </w:r>
-            <w:r>
-              <w:t xml:space="preserve"> Program</w:t>
-            </w:r>
-            <w:r>
-              <w:t>m</w:t>
-            </w:r>
-            <w:r>
-              <w:t>ing</w:t>
+              <w:t>Object Oriented Programming</w:t>
             </w:r>
             <w:r>
               <w:fldChar w:fldCharType="end"/>
@@ -1396,10 +1360,7 @@
               <w:fldChar w:fldCharType="begin"/>
             </w:r>
             <w:r>
-              <w:instrText xml:space="preserve"> REF _Ref230546497 \h </w:instrText>
-            </w:r>
-            <w:r>
-              <w:instrText xml:space="preserve"> \* MERGEFORMAT </w:instrText>
+              <w:instrText xml:space="preserve"> REF _Ref230546497 \h  \* MERGEFORMAT </w:instrText>
             </w:r>
             <w:r>
               <w:fldChar w:fldCharType="separate"/>
@@ -1408,19 +1369,7 @@
               <w:rPr>
                 <w:bCs/>
               </w:rPr>
-              <w:t>Poin</w:t>
-            </w:r>
-            <w:r>
-              <w:rPr>
-                <w:bCs/>
-              </w:rPr>
-              <w:t>t</w:t>
-            </w:r>
-            <w:r>
-              <w:rPr>
-                <w:bCs/>
-              </w:rPr>
-              <w:t>ers &amp; Memory Access</w:t>
+              <w:t>Pointers &amp; Memory Access</w:t>
             </w:r>
             <w:r>
               <w:fldChar w:fldCharType="end"/>
@@ -1466,10 +1415,7 @@
               <w:fldChar w:fldCharType="begin"/>
             </w:r>
             <w:r>
-              <w:instrText xml:space="preserve"> REF _Ref230547335 \h </w:instrText>
-            </w:r>
-            <w:r>
-              <w:instrText xml:space="preserve"> \* MERGEFORMAT </w:instrText>
+              <w:instrText xml:space="preserve"> REF _Ref230547335 \h  \* MERGEFORMAT </w:instrText>
             </w:r>
             <w:r>
               <w:fldChar w:fldCharType="separate"/>
@@ -1478,19 +1424,7 @@
               <w:rPr>
                 <w:bCs/>
               </w:rPr>
-              <w:t>Concurrency &amp; Systems Pr</w:t>
-            </w:r>
-            <w:r>
-              <w:rPr>
-                <w:bCs/>
-              </w:rPr>
-              <w:t>o</w:t>
-            </w:r>
-            <w:r>
-              <w:rPr>
-                <w:bCs/>
-              </w:rPr>
-              <w:t>gramming</w:t>
+              <w:t>Concurrency &amp; Systems Programming</w:t>
             </w:r>
             <w:r>
               <w:fldChar w:fldCharType="end"/>
@@ -1536,10 +1470,7 @@
               <w:fldChar w:fldCharType="begin"/>
             </w:r>
             <w:r>
-              <w:instrText xml:space="preserve"> REF _Ref230547711 \h </w:instrText>
-            </w:r>
-            <w:r>
-              <w:instrText xml:space="preserve"> \* MERGEFORMAT </w:instrText>
+              <w:instrText xml:space="preserve"> REF _Ref230547711 \h  \* MERGEFORMAT </w:instrText>
             </w:r>
             <w:r>
               <w:fldChar w:fldCharType="separate"/>
@@ -1548,19 +1479,7 @@
               <w:rPr>
                 <w:bCs/>
               </w:rPr>
-              <w:t>Excepti</w:t>
-            </w:r>
-            <w:r>
-              <w:rPr>
-                <w:bCs/>
-              </w:rPr>
-              <w:t>o</w:t>
-            </w:r>
-            <w:r>
-              <w:rPr>
-                <w:bCs/>
-              </w:rPr>
-              <w:t>ns and Panics</w:t>
+              <w:t>Exceptions and Panics</w:t>
             </w:r>
             <w:r>
               <w:fldChar w:fldCharType="end"/>
@@ -1612,13 +1531,7 @@
               <w:fldChar w:fldCharType="separate"/>
             </w:r>
             <w:r>
-              <w:t>Systems Programming Keywo</w:t>
-            </w:r>
-            <w:r>
-              <w:t>r</w:t>
-            </w:r>
-            <w:r>
-              <w:t>d</w:t>
+              <w:t>Systems Programming Keyword</w:t>
             </w:r>
             <w:r>
               <w:t>s</w:t>
@@ -1667,10 +1580,7 @@
               <w:fldChar w:fldCharType="begin"/>
             </w:r>
             <w:r>
-              <w:instrText xml:space="preserve"> REF _Ref230548925 \h </w:instrText>
-            </w:r>
-            <w:r>
-              <w:instrText xml:space="preserve"> \* MERGEFORMAT </w:instrText>
+              <w:instrText xml:space="preserve"> REF _Ref230548925 \h  \* MERGEFORMAT </w:instrText>
             </w:r>
             <w:r>
               <w:fldChar w:fldCharType="separate"/>
@@ -1679,19 +1589,7 @@
               <w:rPr>
                 <w:bCs/>
               </w:rPr>
-              <w:t>M</w:t>
-            </w:r>
-            <w:r>
-              <w:rPr>
-                <w:bCs/>
-              </w:rPr>
-              <w:t>a</w:t>
-            </w:r>
-            <w:r>
-              <w:rPr>
-                <w:bCs/>
-              </w:rPr>
-              <w:t>cros</w:t>
+              <w:t>Macros</w:t>
             </w:r>
             <w:r>
               <w:fldChar w:fldCharType="end"/>
@@ -1737,10 +1635,7 @@
               <w:fldChar w:fldCharType="begin"/>
             </w:r>
             <w:r>
-              <w:instrText xml:space="preserve"> REF _Ref230548994 \h </w:instrText>
-            </w:r>
-            <w:r>
-              <w:instrText xml:space="preserve"> \* MERGEFORMAT </w:instrText>
+              <w:instrText xml:space="preserve"> REF _Ref230548994 \h  \* MERGEFORMAT </w:instrText>
             </w:r>
             <w:r>
               <w:fldChar w:fldCharType="separate"/>
@@ -1749,19 +1644,7 @@
               <w:rPr>
                 <w:bCs/>
               </w:rPr>
-              <w:t xml:space="preserve">Module </w:t>
-            </w:r>
-            <w:r>
-              <w:rPr>
-                <w:bCs/>
-              </w:rPr>
-              <w:t>&amp;</w:t>
-            </w:r>
-            <w:r>
-              <w:rPr>
-                <w:bCs/>
-              </w:rPr>
-              <w:t xml:space="preserve"> Import System</w:t>
+              <w:t>Module &amp; Import System</w:t>
             </w:r>
             <w:r>
               <w:fldChar w:fldCharType="end"/>
@@ -1813,13 +1696,7 @@
               <w:fldChar w:fldCharType="separate"/>
             </w:r>
             <w:r>
-              <w:t>Core Built-i</w:t>
-            </w:r>
-            <w:r>
-              <w:t>n</w:t>
-            </w:r>
-            <w:r>
-              <w:t>s</w:t>
+              <w:t>Core Built-ins</w:t>
             </w:r>
             <w:r>
               <w:fldChar w:fldCharType="end"/>
@@ -18668,7 +18545,22 @@
       </w:r>
       <w:proofErr w:type="gramEnd"/>
       <w:r>
-        <w:t xml:space="preserve"> allows Moksha to interoperate with C and C++ code. The string parameter following extern specifies the calling convention (CC):</w:t>
+        <w:t xml:space="preserve"> allows Moksha to interoperate with C and C++ code.</w:t>
+      </w:r>
+      <w:r>
+        <w:t xml:space="preserve"> All extern functions should be used </w:t>
+      </w:r>
+      <w:r>
+        <w:rPr>
+          <w:b/>
+        </w:rPr>
+        <w:t>unsafe</w:t>
+      </w:r>
+      <w:r>
+        <w:t xml:space="preserve"> block.</w:t>
+      </w:r>
+      <w:r>
+        <w:t xml:space="preserve"> The string parameter following extern specifies the calling convention (CC):</w:t>
       </w:r>
     </w:p>
     <w:p>
@@ -19097,7 +18989,6 @@
         <w:t>") or status flags (e.g., "cc") are modified by the assembly, preventing the optimizer from relying on their previous values.</w:t>
       </w:r>
     </w:p>
-    <w:p/>
     <w:p>
       <w:pPr>
         <w:pStyle w:val="Heading1"/>
@@ -19126,17 +19017,17 @@
       </w:r>
     </w:p>
     <w:p>
+      <w:pPr>
+        <w:pStyle w:val="NoSpacing"/>
+      </w:pPr>
+    </w:p>
+    <w:p>
+      <w:pPr>
+        <w:pStyle w:val="NoSpacing"/>
+      </w:pPr>
+      <w:proofErr w:type="gramStart"/>
       <w:r>
         <w:lastRenderedPageBreak/>
-        <w:t>Code snippet</w:t>
-      </w:r>
-    </w:p>
-    <w:p>
-      <w:pPr>
-        <w:pStyle w:val="NoSpacing"/>
-      </w:pPr>
-      <w:proofErr w:type="gramStart"/>
-      <w:r>
         <w:t>macro</w:t>
       </w:r>
       <w:proofErr w:type="gramEnd"/>
@@ -19363,6 +19254,8 @@
       <w:r>
         <w:t xml:space="preserve"> Global functions and classes must be marked public to be visible to other files. </w:t>
       </w:r>
+      <w:bookmarkStart w:id="24" w:name="_GoBack"/>
+      <w:bookmarkEnd w:id="24"/>
     </w:p>
     <w:p>
       <w:pPr>
@@ -19535,17 +19428,17 @@
       <w:r>
         <w:t xml:space="preserve">). </w:t>
       </w:r>
+      <w:bookmarkStart w:id="25" w:name="_Ref230549682"/>
     </w:p>
     <w:p>
       <w:pPr>
         <w:pStyle w:val="Heading1"/>
       </w:pPr>
-      <w:bookmarkStart w:id="24" w:name="_Ref230549682"/>
       <w:r>
         <w:lastRenderedPageBreak/>
         <w:t>Core Built-ins</w:t>
       </w:r>
-      <w:bookmarkEnd w:id="24"/>
+      <w:bookmarkEnd w:id="25"/>
     </w:p>
     <w:p>
       <w:pPr>
@@ -23735,8 +23628,6 @@
             </w:r>
           </w:p>
         </w:tc>
-        <w:bookmarkStart w:id="25" w:name="_GoBack"/>
-        <w:bookmarkEnd w:id="25"/>
       </w:tr>
       <w:tr>
         <w:trPr>
@@ -24731,6 +24622,508 @@
             </w:pPr>
             <w:r>
               <w:t>Returns true if character is a digit.</w:t>
+            </w:r>
+          </w:p>
+        </w:tc>
+      </w:tr>
+    </w:tbl>
+    <w:p/>
+    <w:p>
+      <w:pPr>
+        <w:rPr>
+          <w:b/>
+          <w:sz w:val="32"/>
+        </w:rPr>
+      </w:pPr>
+      <w:r>
+        <w:rPr>
+          <w:b/>
+          <w:sz w:val="32"/>
+        </w:rPr>
+        <w:t>6. Manual Memory Built-ins</w:t>
+      </w:r>
+    </w:p>
+    <w:p>
+      <w:proofErr w:type="gramStart"/>
+      <w:r>
+        <w:t>Functions for low-level, raw memory allocation and lifecycle management.</w:t>
+      </w:r>
+      <w:proofErr w:type="gramEnd"/>
+      <w:r>
+        <w:t xml:space="preserve"> These functions are typically used in conjunction with pointer types (*</w:t>
+      </w:r>
+      <w:proofErr w:type="spellStart"/>
+      <w:r>
+        <w:t>mut</w:t>
+      </w:r>
+      <w:proofErr w:type="spellEnd"/>
+      <w:r>
+        <w:t>, *view) and must often be executed within unsafe blocks.</w:t>
+      </w:r>
+    </w:p>
+    <w:tbl>
+      <w:tblPr>
+        <w:tblW w:w="0" w:type="auto"/>
+        <w:tblCellSpacing w:w="15" w:type="dxa"/>
+        <w:tblCellMar>
+          <w:top w:w="15" w:type="dxa"/>
+          <w:left w:w="15" w:type="dxa"/>
+          <w:bottom w:w="15" w:type="dxa"/>
+          <w:right w:w="15" w:type="dxa"/>
+        </w:tblCellMar>
+        <w:tblLook w:val="04A0" w:firstRow="1" w:lastRow="0" w:firstColumn="1" w:lastColumn="0" w:noHBand="0" w:noVBand="1"/>
+      </w:tblPr>
+      <w:tblGrid>
+        <w:gridCol w:w="1926"/>
+        <w:gridCol w:w="8990"/>
+      </w:tblGrid>
+      <w:tr>
+        <w:trPr>
+          <w:tblHeader/>
+          <w:tblCellSpacing w:w="15" w:type="dxa"/>
+        </w:trPr>
+        <w:tc>
+          <w:tcPr>
+            <w:tcW w:w="1881" w:type="dxa"/>
+            <w:tcBorders>
+              <w:top w:val="single" w:sz="6" w:space="0" w:color="C4C7C5"/>
+              <w:left w:val="single" w:sz="6" w:space="0" w:color="C4C7C5"/>
+              <w:bottom w:val="single" w:sz="6" w:space="0" w:color="C4C7C5"/>
+              <w:right w:val="single" w:sz="6" w:space="0" w:color="C4C7C5"/>
+            </w:tcBorders>
+            <w:tcMar>
+              <w:top w:w="120" w:type="dxa"/>
+              <w:left w:w="180" w:type="dxa"/>
+              <w:bottom w:w="120" w:type="dxa"/>
+              <w:right w:w="180" w:type="dxa"/>
+            </w:tcMar>
+            <w:vAlign w:val="center"/>
+            <w:hideMark/>
+          </w:tcPr>
+          <w:p>
+            <w:pPr>
+              <w:pStyle w:val="NoSpacing"/>
+              <w:jc w:val="center"/>
+              <w:rPr>
+                <w:b/>
+              </w:rPr>
+            </w:pPr>
+            <w:r>
+              <w:rPr>
+                <w:b/>
+              </w:rPr>
+              <w:lastRenderedPageBreak/>
+              <w:t>Function</w:t>
+            </w:r>
+          </w:p>
+        </w:tc>
+        <w:tc>
+          <w:tcPr>
+            <w:tcW w:w="8945" w:type="dxa"/>
+            <w:tcBorders>
+              <w:top w:val="single" w:sz="6" w:space="0" w:color="C4C7C5"/>
+              <w:left w:val="single" w:sz="6" w:space="0" w:color="C4C7C5"/>
+              <w:bottom w:val="single" w:sz="6" w:space="0" w:color="C4C7C5"/>
+              <w:right w:val="single" w:sz="6" w:space="0" w:color="C4C7C5"/>
+            </w:tcBorders>
+            <w:tcMar>
+              <w:top w:w="120" w:type="dxa"/>
+              <w:left w:w="180" w:type="dxa"/>
+              <w:bottom w:w="120" w:type="dxa"/>
+              <w:right w:w="180" w:type="dxa"/>
+            </w:tcMar>
+            <w:vAlign w:val="center"/>
+            <w:hideMark/>
+          </w:tcPr>
+          <w:p>
+            <w:pPr>
+              <w:pStyle w:val="NoSpacing"/>
+              <w:jc w:val="center"/>
+              <w:rPr>
+                <w:b/>
+              </w:rPr>
+            </w:pPr>
+            <w:r>
+              <w:rPr>
+                <w:b/>
+              </w:rPr>
+              <w:t>Description</w:t>
+            </w:r>
+          </w:p>
+        </w:tc>
+      </w:tr>
+      <w:tr>
+        <w:trPr>
+          <w:tblCellSpacing w:w="15" w:type="dxa"/>
+        </w:trPr>
+        <w:tc>
+          <w:tcPr>
+            <w:tcW w:w="1881" w:type="dxa"/>
+            <w:tcBorders>
+              <w:top w:val="single" w:sz="6" w:space="0" w:color="C4C7C5"/>
+              <w:left w:val="single" w:sz="6" w:space="0" w:color="C4C7C5"/>
+              <w:bottom w:val="single" w:sz="6" w:space="0" w:color="C4C7C5"/>
+              <w:right w:val="single" w:sz="6" w:space="0" w:color="C4C7C5"/>
+            </w:tcBorders>
+            <w:tcMar>
+              <w:top w:w="120" w:type="dxa"/>
+              <w:left w:w="180" w:type="dxa"/>
+              <w:bottom w:w="120" w:type="dxa"/>
+              <w:right w:w="180" w:type="dxa"/>
+            </w:tcMar>
+            <w:vAlign w:val="center"/>
+            <w:hideMark/>
+          </w:tcPr>
+          <w:p>
+            <w:pPr>
+              <w:pStyle w:val="NoSpacing"/>
+            </w:pPr>
+            <w:proofErr w:type="spellStart"/>
+            <w:r>
+              <w:t>malloc</w:t>
+            </w:r>
+            <w:proofErr w:type="spellEnd"/>
+            <w:r>
+              <w:t>(size)</w:t>
+            </w:r>
+          </w:p>
+        </w:tc>
+        <w:tc>
+          <w:tcPr>
+            <w:tcW w:w="8945" w:type="dxa"/>
+            <w:tcBorders>
+              <w:top w:val="single" w:sz="6" w:space="0" w:color="C4C7C5"/>
+              <w:left w:val="single" w:sz="6" w:space="0" w:color="C4C7C5"/>
+              <w:bottom w:val="single" w:sz="6" w:space="0" w:color="C4C7C5"/>
+              <w:right w:val="single" w:sz="6" w:space="0" w:color="C4C7C5"/>
+            </w:tcBorders>
+            <w:tcMar>
+              <w:top w:w="120" w:type="dxa"/>
+              <w:left w:w="180" w:type="dxa"/>
+              <w:bottom w:w="120" w:type="dxa"/>
+              <w:right w:w="180" w:type="dxa"/>
+            </w:tcMar>
+            <w:vAlign w:val="center"/>
+            <w:hideMark/>
+          </w:tcPr>
+          <w:p>
+            <w:pPr>
+              <w:pStyle w:val="NoSpacing"/>
+            </w:pPr>
+            <w:r>
+              <w:t>Allocates a block of uninitialized memory of the specified size in bytes. Returns a raw pointer.</w:t>
+            </w:r>
+          </w:p>
+        </w:tc>
+      </w:tr>
+      <w:tr>
+        <w:trPr>
+          <w:tblCellSpacing w:w="15" w:type="dxa"/>
+        </w:trPr>
+        <w:tc>
+          <w:tcPr>
+            <w:tcW w:w="1881" w:type="dxa"/>
+            <w:tcBorders>
+              <w:top w:val="single" w:sz="6" w:space="0" w:color="C4C7C5"/>
+              <w:left w:val="single" w:sz="6" w:space="0" w:color="C4C7C5"/>
+              <w:bottom w:val="single" w:sz="6" w:space="0" w:color="C4C7C5"/>
+              <w:right w:val="single" w:sz="6" w:space="0" w:color="C4C7C5"/>
+            </w:tcBorders>
+            <w:tcMar>
+              <w:top w:w="120" w:type="dxa"/>
+              <w:left w:w="180" w:type="dxa"/>
+              <w:bottom w:w="120" w:type="dxa"/>
+              <w:right w:w="180" w:type="dxa"/>
+            </w:tcMar>
+            <w:vAlign w:val="center"/>
+            <w:hideMark/>
+          </w:tcPr>
+          <w:p>
+            <w:pPr>
+              <w:pStyle w:val="NoSpacing"/>
+            </w:pPr>
+            <w:proofErr w:type="spellStart"/>
+            <w:r>
+              <w:t>calloc</w:t>
+            </w:r>
+            <w:proofErr w:type="spellEnd"/>
+            <w:r>
+              <w:t>(count, size)</w:t>
+            </w:r>
+          </w:p>
+        </w:tc>
+        <w:tc>
+          <w:tcPr>
+            <w:tcW w:w="8945" w:type="dxa"/>
+            <w:tcBorders>
+              <w:top w:val="single" w:sz="6" w:space="0" w:color="C4C7C5"/>
+              <w:left w:val="single" w:sz="6" w:space="0" w:color="C4C7C5"/>
+              <w:bottom w:val="single" w:sz="6" w:space="0" w:color="C4C7C5"/>
+              <w:right w:val="single" w:sz="6" w:space="0" w:color="C4C7C5"/>
+            </w:tcBorders>
+            <w:tcMar>
+              <w:top w:w="120" w:type="dxa"/>
+              <w:left w:w="180" w:type="dxa"/>
+              <w:bottom w:w="120" w:type="dxa"/>
+              <w:right w:w="180" w:type="dxa"/>
+            </w:tcMar>
+            <w:vAlign w:val="center"/>
+            <w:hideMark/>
+          </w:tcPr>
+          <w:p>
+            <w:pPr>
+              <w:pStyle w:val="NoSpacing"/>
+            </w:pPr>
+            <w:r>
+              <w:t>Allocates memory for an array of elements and initializes all allocated bytes to zero.</w:t>
+            </w:r>
+          </w:p>
+        </w:tc>
+      </w:tr>
+      <w:tr>
+        <w:trPr>
+          <w:tblCellSpacing w:w="15" w:type="dxa"/>
+        </w:trPr>
+        <w:tc>
+          <w:tcPr>
+            <w:tcW w:w="1881" w:type="dxa"/>
+            <w:tcBorders>
+              <w:top w:val="single" w:sz="6" w:space="0" w:color="C4C7C5"/>
+              <w:left w:val="single" w:sz="6" w:space="0" w:color="C4C7C5"/>
+              <w:bottom w:val="single" w:sz="6" w:space="0" w:color="C4C7C5"/>
+              <w:right w:val="single" w:sz="6" w:space="0" w:color="C4C7C5"/>
+            </w:tcBorders>
+            <w:tcMar>
+              <w:top w:w="120" w:type="dxa"/>
+              <w:left w:w="180" w:type="dxa"/>
+              <w:bottom w:w="120" w:type="dxa"/>
+              <w:right w:w="180" w:type="dxa"/>
+            </w:tcMar>
+            <w:vAlign w:val="center"/>
+            <w:hideMark/>
+          </w:tcPr>
+          <w:p>
+            <w:pPr>
+              <w:pStyle w:val="NoSpacing"/>
+            </w:pPr>
+            <w:proofErr w:type="spellStart"/>
+            <w:r>
+              <w:t>realloc</w:t>
+            </w:r>
+            <w:proofErr w:type="spellEnd"/>
+            <w:r>
+              <w:t>(</w:t>
+            </w:r>
+            <w:proofErr w:type="spellStart"/>
+            <w:r>
+              <w:t>ptr</w:t>
+            </w:r>
+            <w:proofErr w:type="spellEnd"/>
+            <w:r>
+              <w:t xml:space="preserve">, </w:t>
+            </w:r>
+            <w:proofErr w:type="spellStart"/>
+            <w:r>
+              <w:t>new_size</w:t>
+            </w:r>
+            <w:proofErr w:type="spellEnd"/>
+            <w:r>
+              <w:t>)</w:t>
+            </w:r>
+          </w:p>
+        </w:tc>
+        <w:tc>
+          <w:tcPr>
+            <w:tcW w:w="8945" w:type="dxa"/>
+            <w:tcBorders>
+              <w:top w:val="single" w:sz="6" w:space="0" w:color="C4C7C5"/>
+              <w:left w:val="single" w:sz="6" w:space="0" w:color="C4C7C5"/>
+              <w:bottom w:val="single" w:sz="6" w:space="0" w:color="C4C7C5"/>
+              <w:right w:val="single" w:sz="6" w:space="0" w:color="C4C7C5"/>
+            </w:tcBorders>
+            <w:tcMar>
+              <w:top w:w="120" w:type="dxa"/>
+              <w:left w:w="180" w:type="dxa"/>
+              <w:bottom w:w="120" w:type="dxa"/>
+              <w:right w:w="180" w:type="dxa"/>
+            </w:tcMar>
+            <w:vAlign w:val="center"/>
+            <w:hideMark/>
+          </w:tcPr>
+          <w:p>
+            <w:pPr>
+              <w:pStyle w:val="NoSpacing"/>
+            </w:pPr>
+            <w:r>
+              <w:t>Resizes a previously allocated memory block, preserving existing data up to the minimum of the old and new sizes.</w:t>
+            </w:r>
+          </w:p>
+        </w:tc>
+      </w:tr>
+      <w:tr>
+        <w:trPr>
+          <w:tblCellSpacing w:w="15" w:type="dxa"/>
+        </w:trPr>
+        <w:tc>
+          <w:tcPr>
+            <w:tcW w:w="1881" w:type="dxa"/>
+            <w:tcBorders>
+              <w:top w:val="single" w:sz="6" w:space="0" w:color="C4C7C5"/>
+              <w:left w:val="single" w:sz="6" w:space="0" w:color="C4C7C5"/>
+              <w:bottom w:val="single" w:sz="6" w:space="0" w:color="C4C7C5"/>
+              <w:right w:val="single" w:sz="6" w:space="0" w:color="C4C7C5"/>
+            </w:tcBorders>
+            <w:tcMar>
+              <w:top w:w="120" w:type="dxa"/>
+              <w:left w:w="180" w:type="dxa"/>
+              <w:bottom w:w="120" w:type="dxa"/>
+              <w:right w:w="180" w:type="dxa"/>
+            </w:tcMar>
+            <w:vAlign w:val="center"/>
+            <w:hideMark/>
+          </w:tcPr>
+          <w:p>
+            <w:pPr>
+              <w:pStyle w:val="NoSpacing"/>
+            </w:pPr>
+            <w:r>
+              <w:t>free(</w:t>
+            </w:r>
+            <w:proofErr w:type="spellStart"/>
+            <w:r>
+              <w:t>ptr</w:t>
+            </w:r>
+            <w:proofErr w:type="spellEnd"/>
+            <w:r>
+              <w:t>)</w:t>
+            </w:r>
+          </w:p>
+        </w:tc>
+        <w:tc>
+          <w:tcPr>
+            <w:tcW w:w="8945" w:type="dxa"/>
+            <w:tcBorders>
+              <w:top w:val="single" w:sz="6" w:space="0" w:color="C4C7C5"/>
+              <w:left w:val="single" w:sz="6" w:space="0" w:color="C4C7C5"/>
+              <w:bottom w:val="single" w:sz="6" w:space="0" w:color="C4C7C5"/>
+              <w:right w:val="single" w:sz="6" w:space="0" w:color="C4C7C5"/>
+            </w:tcBorders>
+            <w:tcMar>
+              <w:top w:w="120" w:type="dxa"/>
+              <w:left w:w="180" w:type="dxa"/>
+              <w:bottom w:w="120" w:type="dxa"/>
+              <w:right w:w="180" w:type="dxa"/>
+            </w:tcMar>
+            <w:vAlign w:val="center"/>
+            <w:hideMark/>
+          </w:tcPr>
+          <w:p>
+            <w:pPr>
+              <w:pStyle w:val="NoSpacing"/>
+            </w:pPr>
+            <w:proofErr w:type="spellStart"/>
+            <w:r>
+              <w:t>Deallocates</w:t>
+            </w:r>
+            <w:proofErr w:type="spellEnd"/>
+            <w:r>
+              <w:t xml:space="preserve"> a block of memory previously allocated by </w:t>
+            </w:r>
+            <w:proofErr w:type="spellStart"/>
+            <w:r>
+              <w:t>malloc</w:t>
+            </w:r>
+            <w:proofErr w:type="spellEnd"/>
+            <w:r>
+              <w:t xml:space="preserve">, </w:t>
+            </w:r>
+            <w:proofErr w:type="spellStart"/>
+            <w:r>
+              <w:t>calloc</w:t>
+            </w:r>
+            <w:proofErr w:type="spellEnd"/>
+            <w:r>
+              <w:t xml:space="preserve">, or </w:t>
+            </w:r>
+            <w:proofErr w:type="spellStart"/>
+            <w:r>
+              <w:t>realloc</w:t>
+            </w:r>
+            <w:proofErr w:type="spellEnd"/>
+            <w:r>
+              <w:t>. Often requires casting the pointer to *void.</w:t>
+            </w:r>
+          </w:p>
+        </w:tc>
+      </w:tr>
+      <w:tr>
+        <w:trPr>
+          <w:tblCellSpacing w:w="15" w:type="dxa"/>
+        </w:trPr>
+        <w:tc>
+          <w:tcPr>
+            <w:tcW w:w="1881" w:type="dxa"/>
+            <w:tcBorders>
+              <w:top w:val="single" w:sz="6" w:space="0" w:color="C4C7C5"/>
+              <w:left w:val="single" w:sz="6" w:space="0" w:color="C4C7C5"/>
+              <w:bottom w:val="single" w:sz="6" w:space="0" w:color="C4C7C5"/>
+              <w:right w:val="single" w:sz="6" w:space="0" w:color="C4C7C5"/>
+            </w:tcBorders>
+            <w:tcMar>
+              <w:top w:w="120" w:type="dxa"/>
+              <w:left w:w="180" w:type="dxa"/>
+              <w:bottom w:w="120" w:type="dxa"/>
+              <w:right w:w="180" w:type="dxa"/>
+            </w:tcMar>
+            <w:vAlign w:val="center"/>
+            <w:hideMark/>
+          </w:tcPr>
+          <w:p>
+            <w:pPr>
+              <w:pStyle w:val="NoSpacing"/>
+            </w:pPr>
+            <w:proofErr w:type="spellStart"/>
+            <w:r>
+              <w:t>sizeof</w:t>
+            </w:r>
+            <w:proofErr w:type="spellEnd"/>
+            <w:r>
+              <w:t>(type)</w:t>
+            </w:r>
+          </w:p>
+        </w:tc>
+        <w:tc>
+          <w:tcPr>
+            <w:tcW w:w="8945" w:type="dxa"/>
+            <w:tcBorders>
+              <w:top w:val="single" w:sz="6" w:space="0" w:color="C4C7C5"/>
+              <w:left w:val="single" w:sz="6" w:space="0" w:color="C4C7C5"/>
+              <w:bottom w:val="single" w:sz="6" w:space="0" w:color="C4C7C5"/>
+              <w:right w:val="single" w:sz="6" w:space="0" w:color="C4C7C5"/>
+            </w:tcBorders>
+            <w:tcMar>
+              <w:top w:w="120" w:type="dxa"/>
+              <w:left w:w="180" w:type="dxa"/>
+              <w:bottom w:w="120" w:type="dxa"/>
+              <w:right w:w="180" w:type="dxa"/>
+            </w:tcMar>
+            <w:vAlign w:val="center"/>
+            <w:hideMark/>
+          </w:tcPr>
+          <w:p>
+            <w:pPr>
+              <w:pStyle w:val="NoSpacing"/>
+            </w:pPr>
+            <w:r>
+              <w:t xml:space="preserve">Evaluates to the size in bytes of a given data type or </w:t>
+            </w:r>
+            <w:proofErr w:type="spellStart"/>
+            <w:r>
+              <w:t>struct</w:t>
+            </w:r>
+            <w:proofErr w:type="spellEnd"/>
+            <w:r>
+              <w:t xml:space="preserve"> at compile-time.</w:t>
             </w:r>
           </w:p>
         </w:tc>
@@ -32155,7 +32548,7 @@
 </file>
 
 <file path=customXml/itemProps1.xml><?xml version="1.0" encoding="utf-8"?>
-<ds:datastoreItem xmlns:ds="http://schemas.openxmlformats.org/officeDocument/2006/customXml" ds:itemID="{F8539178-95D2-49E5-8AE4-307874A3AFDA}">
+<ds:datastoreItem xmlns:ds="http://schemas.openxmlformats.org/officeDocument/2006/customXml" ds:itemID="{5F70D750-FE29-4C2B-B979-6E781D360B8B}">
   <ds:schemaRefs>
     <ds:schemaRef ds:uri="http://schemas.openxmlformats.org/officeDocument/2006/bibliography"/>
   </ds:schemaRefs>
